--- a/Optimalisasi-dan-Automasi/Attributes/RPS Optimalisasi dan Otomasi.docx
+++ b/Optimalisasi-dan-Automasi/Attributes/RPS Optimalisasi dan Otomasi.docx
@@ -16548,6 +16548,7 @@
           </w:tcPr>
           <w:p>
             <w:pPr>
+              <w:keepNext/>
               <w:jc w:val="center"/>
               <w:rPr>
                 <w:rFonts w:ascii="Times New Roman" w:eastAsia="Arial" w:hAnsi="Times New Roman" w:cs="Times New Roman"/>
@@ -16560,6 +16561,7 @@
           </w:p>
           <w:p>
             <w:pPr>
+              <w:keepNext/>
               <w:jc w:val="center"/>
               <w:rPr>
                 <w:rFonts w:ascii="Times New Roman" w:eastAsia="Arial" w:hAnsi="Times New Roman" w:cs="Times New Roman"/>
@@ -16590,6 +16592,7 @@
           </w:tcPr>
           <w:p>
             <w:pPr>
+              <w:keepNext/>
               <w:jc w:val="center"/>
               <w:rPr>
                 <w:rFonts w:ascii="Times New Roman" w:eastAsia="Arial" w:hAnsi="Times New Roman" w:cs="Times New Roman"/>
@@ -16612,6 +16615,7 @@
           </w:p>
           <w:p>
             <w:pPr>
+              <w:keepNext/>
               <w:jc w:val="center"/>
               <w:rPr>
                 <w:rFonts w:ascii="Times New Roman" w:eastAsia="Arial" w:hAnsi="Times New Roman" w:cs="Times New Roman"/>
@@ -16642,6 +16646,7 @@
           </w:tcPr>
           <w:p>
             <w:pPr>
+              <w:keepNext/>
               <w:jc w:val="center"/>
               <w:rPr>
                 <w:rFonts w:ascii="Times New Roman" w:eastAsia="Arial" w:hAnsi="Times New Roman" w:cs="Times New Roman"/>
@@ -16672,6 +16677,7 @@
           </w:tcPr>
           <w:p>
             <w:pPr>
+              <w:keepNext/>
               <w:jc w:val="center"/>
               <w:rPr>
                 <w:rFonts w:ascii="Times New Roman" w:eastAsia="Arial" w:hAnsi="Times New Roman" w:cs="Times New Roman"/>
@@ -16694,6 +16700,7 @@
           </w:p>
           <w:p>
             <w:pPr>
+              <w:keepNext/>
               <w:jc w:val="center"/>
               <w:rPr>
                 <w:rFonts w:ascii="Times New Roman" w:eastAsia="Arial" w:hAnsi="Times New Roman" w:cs="Times New Roman"/>
@@ -16723,6 +16730,7 @@
           </w:tcPr>
           <w:p>
             <w:pPr>
+              <w:keepNext/>
               <w:jc w:val="center"/>
               <w:rPr>
                 <w:rFonts w:ascii="Times New Roman" w:eastAsia="Arial" w:hAnsi="Times New Roman" w:cs="Times New Roman"/>
@@ -16745,6 +16753,7 @@
           </w:p>
           <w:p>
             <w:pPr>
+              <w:keepNext/>
               <w:jc w:val="center"/>
               <w:rPr>
                 <w:rFonts w:ascii="Times New Roman" w:eastAsia="Arial" w:hAnsi="Times New Roman" w:cs="Times New Roman"/>
@@ -16775,6 +16784,7 @@
           </w:tcPr>
           <w:p>
             <w:pPr>
+              <w:keepNext/>
               <w:jc w:val="center"/>
               <w:rPr>
                 <w:rFonts w:ascii="Times New Roman" w:eastAsia="Arial" w:hAnsi="Times New Roman" w:cs="Times New Roman"/>
@@ -16797,6 +16807,7 @@
           </w:p>
           <w:p>
             <w:pPr>
+              <w:keepNext/>
               <w:jc w:val="center"/>
               <w:rPr>
                 <w:rFonts w:ascii="Times New Roman" w:eastAsia="Arial" w:hAnsi="Times New Roman" w:cs="Times New Roman"/>
@@ -16831,6 +16842,7 @@
           </w:tcPr>
           <w:p>
             <w:pPr>
+              <w:keepNext/>
               <w:widowControl w:val="0"/>
               <w:pBdr>
                 <w:top w:val="nil"/>
@@ -16858,6 +16870,7 @@
           </w:tcPr>
           <w:p>
             <w:pPr>
+              <w:keepNext/>
               <w:widowControl w:val="0"/>
               <w:pBdr>
                 <w:top w:val="nil"/>
@@ -16884,6 +16897,7 @@
           </w:tcPr>
           <w:p>
             <w:pPr>
+              <w:keepNext/>
               <w:jc w:val="center"/>
               <w:rPr>
                 <w:rFonts w:ascii="Times New Roman" w:eastAsia="Arial" w:hAnsi="Times New Roman" w:cs="Times New Roman"/>
@@ -16913,6 +16927,7 @@
           </w:tcPr>
           <w:p>
             <w:pPr>
+              <w:keepNext/>
               <w:jc w:val="center"/>
               <w:rPr>
                 <w:rFonts w:ascii="Times New Roman" w:eastAsia="Arial" w:hAnsi="Times New Roman" w:cs="Times New Roman"/>
@@ -16942,6 +16957,7 @@
           </w:tcPr>
           <w:p>
             <w:pPr>
+              <w:keepNext/>
               <w:jc w:val="center"/>
               <w:rPr>
                 <w:rFonts w:ascii="Times New Roman" w:eastAsia="Arial" w:hAnsi="Times New Roman" w:cs="Times New Roman"/>
@@ -16971,6 +16987,7 @@
           </w:tcPr>
           <w:p>
             <w:pPr>
+              <w:keepNext/>
               <w:jc w:val="center"/>
               <w:rPr>
                 <w:rFonts w:ascii="Times New Roman" w:eastAsia="Arial" w:hAnsi="Times New Roman" w:cs="Times New Roman"/>
@@ -17001,6 +17018,7 @@
           </w:tcPr>
           <w:p>
             <w:pPr>
+              <w:keepNext/>
               <w:widowControl w:val="0"/>
               <w:pBdr>
                 <w:top w:val="nil"/>
@@ -17030,6 +17048,7 @@
           </w:tcPr>
           <w:p>
             <w:pPr>
+              <w:keepNext/>
               <w:widowControl w:val="0"/>
               <w:pBdr>
                 <w:top w:val="nil"/>
@@ -17060,6 +17079,7 @@
           </w:tcPr>
           <w:p>
             <w:pPr>
+              <w:keepNext/>
               <w:jc w:val="center"/>
               <w:rPr>
                 <w:rFonts w:ascii="Times New Roman" w:eastAsia="Arial" w:hAnsi="Times New Roman" w:cs="Times New Roman"/>
@@ -17087,6 +17107,7 @@
           </w:tcPr>
           <w:p>
             <w:pPr>
+              <w:keepNext/>
               <w:jc w:val="center"/>
               <w:rPr>
                 <w:rFonts w:ascii="Times New Roman" w:eastAsia="Arial" w:hAnsi="Times New Roman" w:cs="Times New Roman"/>
@@ -17114,6 +17135,7 @@
           </w:tcPr>
           <w:p>
             <w:pPr>
+              <w:keepNext/>
               <w:jc w:val="center"/>
               <w:rPr>
                 <w:rFonts w:ascii="Times New Roman" w:eastAsia="Arial" w:hAnsi="Times New Roman" w:cs="Times New Roman"/>
@@ -17141,6 +17163,7 @@
           </w:tcPr>
           <w:p>
             <w:pPr>
+              <w:keepNext/>
               <w:jc w:val="center"/>
               <w:rPr>
                 <w:rFonts w:ascii="Times New Roman" w:eastAsia="Arial" w:hAnsi="Times New Roman" w:cs="Times New Roman"/>
@@ -17168,6 +17191,7 @@
           </w:tcPr>
           <w:p>
             <w:pPr>
+              <w:keepNext/>
               <w:jc w:val="center"/>
               <w:rPr>
                 <w:rFonts w:ascii="Times New Roman" w:eastAsia="Arial" w:hAnsi="Times New Roman" w:cs="Times New Roman"/>
@@ -17195,6 +17219,7 @@
           </w:tcPr>
           <w:p>
             <w:pPr>
+              <w:keepNext/>
               <w:jc w:val="center"/>
               <w:rPr>
                 <w:rFonts w:ascii="Times New Roman" w:eastAsia="Arial" w:hAnsi="Times New Roman" w:cs="Times New Roman"/>
@@ -17222,6 +17247,7 @@
           </w:tcPr>
           <w:p>
             <w:pPr>
+              <w:keepNext/>
               <w:jc w:val="center"/>
               <w:rPr>
                 <w:rFonts w:ascii="Times New Roman" w:eastAsia="Arial" w:hAnsi="Times New Roman" w:cs="Times New Roman"/>
@@ -17249,6 +17275,7 @@
           </w:tcPr>
           <w:p>
             <w:pPr>
+              <w:keepNext/>
               <w:jc w:val="center"/>
               <w:rPr>
                 <w:rFonts w:ascii="Times New Roman" w:eastAsia="Arial" w:hAnsi="Times New Roman" w:cs="Times New Roman"/>

--- a/Optimalisasi-dan-Automasi/Attributes/RPS Optimalisasi dan Otomasi.docx
+++ b/Optimalisasi-dan-Automasi/Attributes/RPS Optimalisasi dan Otomasi.docx
@@ -10815,7 +10815,7 @@
                       <w:szCs w:val="18"/>
                       <w:lang w:val="id-ID" w:eastAsia="en-ID"/>
                     </w:rPr>
-                    <w:t>Mampu menerapkan pemikiran logis, kritis, sistematis, kreatif dan inovatif dalam merancang komponen, sistem, dan/atau proses dengan pendekatan analisis perekayasa berbasis ilmu dan teknologi 4.0 dan mempertimbangkan standar teknis, aspek kinerja, keandalan, kemudahan penerapan, serta beberapa aspek terkait seperti aspek hukum, ekonomi, lingkungan, sosial, politik, kesehatan dan keselamatan dan juga untuk memanfaatkan potensi sumber daya lokal dan nasional dengan perspektif global dalam rangka menghasilkan solusi, gagasan, atau desain.</w:t>
+                    <w:t>Mampu menerapkan pemikiran logis, kritis, sistematis, kreatif dan inovatif dalam merancang komponen, sistem, dan/atau proses dengan pendekatan analisis perekayasa berbasis ilmu dan teknologi 4.0 dan mempertimbangkan standar teknis, aspek kinerja, keandalan, kemudahan penerapan, serta beberapa aspek terkait seperti aspek hukum, ekonomi, lingkungan, sosial, politik, kesehatan dan keselamatan dan juga untuk memanfaatkan potensi sumber daya lokal dan nasional dengan perspektif global dalam rangka menghasilkan solusi, gagasan, atau desain teknik.</w:t>
                   </w:r>
                 </w:p>
               </w:tc>
@@ -10949,7 +10949,7 @@
                       <w:szCs w:val="18"/>
                       <w:lang w:val="id-ID" w:eastAsia="en-ID"/>
                     </w:rPr>
-                    <w:t xml:space="preserve">Mampu mengidentifikasikan, memformulasikan, menganalisis dan menyelesaikan permasalahanpermasalahan teknik mesin yang kompleks serta mengkaji efisiensi kinerja sistem mekanikal dan melakukan perbaikan sistem yang dibutuhkan.</w:t>
+                    <w:t>Mampu mengidentifikasikan, memformulasikan, menganalisis dan menyelesaikan permasalahan-permasalahan teknik mesin yang kompleks serta mengkaji efisiensi kinerja sistem mekanikal dan melakukan perbaikan sistem yang dibutuhkan.</w:t>
                   </w:r>
                 </w:p>
               </w:tc>
@@ -14435,6 +14435,16 @@
                       <w:lang w:val="id-ID" w:eastAsia="en-ID"/>
                     </w:rPr>
                   </w:pPr>
+                  <w:r>
+                    <w:rPr>
+                      <w:rFonts w:ascii="Times New Roman" w:eastAsia="Times New Roman" w:hAnsi="Times New Roman" w:cs="Times New Roman"/>
+                      <w:color w:val="000000"/>
+                      <w:sz w:val="16"/>
+                      <w:szCs w:val="16"/>
+                      <w:lang w:val="id-ID" w:eastAsia="en-ID"/>
+                    </w:rPr>
+                    <w:t xml:space="preserve">60</w:t>
+                  </w:r>
                 </w:p>
               </w:tc>
               <w:tc>
@@ -14730,7 +14740,7 @@
                       <w:szCs w:val="16"/>
                       <w:lang w:val="id-ID" w:eastAsia="en-ID"/>
                     </w:rPr>
-                    <w:t>50</w:t>
+                    <w:t xml:space="preserve">20</w:t>
                   </w:r>
                 </w:p>
               </w:tc>
@@ -15195,7 +15205,7 @@
                       <w:szCs w:val="16"/>
                       <w:lang w:val="id-ID" w:eastAsia="en-ID"/>
                     </w:rPr>
-                    <w:t>50</w:t>
+                    <w:t xml:space="preserve">20</w:t>
                   </w:r>
                 </w:p>
               </w:tc>

--- a/Optimalisasi-dan-Automasi/Attributes/RPS Optimalisasi dan Otomasi.docx
+++ b/Optimalisasi-dan-Automasi/Attributes/RPS Optimalisasi dan Otomasi.docx
@@ -9921,6 +9921,40 @@
                 <w:lang w:val="id-ID" w:eastAsia="en-ID"/>
               </w:rPr>
             </w:pPr>
+            <w:r>
+              <w:drawing>
+                <wp:inline xmlns:a="http://schemas.openxmlformats.org/drawingml/2006/main" xmlns:pic="http://schemas.openxmlformats.org/drawingml/2006/picture">
+                  <wp:extent cx="1152000" cy="1023726"/>
+                  <wp:docPr id="815499149" name="Picture 815499149"/>
+                  <wp:cNvGraphicFramePr>
+                    <a:graphicFrameLocks noChangeAspect="1"/>
+                  </wp:cNvGraphicFramePr>
+                  <a:graphic>
+                    <a:graphicData uri="http://schemas.openxmlformats.org/drawingml/2006/picture">
+                      <pic:pic>
+                        <pic:nvPicPr>
+                          <pic:cNvPr id="0" name="sig_dosen_pengemban.png"/>
+                          <pic:cNvPicPr/>
+                        </pic:nvPicPr>
+                        <pic:blipFill>
+                          <a:blip r:embed="rId17"/>
+                          <a:stretch>
+                            <a:fillRect/>
+                          </a:stretch>
+                        </pic:blipFill>
+                        <pic:spPr>
+                          <a:xfrm>
+                            <a:off x="0" y="0"/>
+                            <a:ext cx="1152000" cy="1023726"/>
+                          </a:xfrm>
+                          <a:prstGeom prst="rect"/>
+                        </pic:spPr>
+                      </pic:pic>
+                    </a:graphicData>
+                  </a:graphic>
+                </wp:inline>
+              </w:drawing>
+            </w:r>
           </w:p>
           <w:p>
             <w:pPr>
@@ -10048,6 +10082,40 @@
                 <w:lang w:val="id-ID" w:eastAsia="en-ID"/>
               </w:rPr>
             </w:pPr>
+            <w:r>
+              <w:drawing>
+                <wp:inline xmlns:a="http://schemas.openxmlformats.org/drawingml/2006/main" xmlns:pic="http://schemas.openxmlformats.org/drawingml/2006/picture">
+                  <wp:extent cx="1080000" cy="317106"/>
+                  <wp:docPr id="815499150" name="Picture 815499150"/>
+                  <wp:cNvGraphicFramePr>
+                    <a:graphicFrameLocks noChangeAspect="1"/>
+                  </wp:cNvGraphicFramePr>
+                  <a:graphic>
+                    <a:graphicData uri="http://schemas.openxmlformats.org/drawingml/2006/picture">
+                      <pic:pic>
+                        <pic:nvPicPr>
+                          <pic:cNvPr id="0" name="sig_koordinator.png"/>
+                          <pic:cNvPicPr/>
+                        </pic:nvPicPr>
+                        <pic:blipFill>
+                          <a:blip r:embed="rId18"/>
+                          <a:stretch>
+                            <a:fillRect/>
+                          </a:stretch>
+                        </pic:blipFill>
+                        <pic:spPr>
+                          <a:xfrm>
+                            <a:off x="0" y="0"/>
+                            <a:ext cx="1080000" cy="317106"/>
+                          </a:xfrm>
+                          <a:prstGeom prst="rect"/>
+                        </pic:spPr>
+                      </pic:pic>
+                    </a:graphicData>
+                  </a:graphic>
+                </wp:inline>
+              </w:drawing>
+            </w:r>
           </w:p>
           <w:p>
             <w:pPr>
@@ -10132,6 +10200,40 @@
                 <w:lang w:val="id-ID" w:eastAsia="en-ID"/>
               </w:rPr>
             </w:pPr>
+            <w:r>
+              <w:drawing>
+                <wp:inline xmlns:a="http://schemas.openxmlformats.org/drawingml/2006/main" xmlns:pic="http://schemas.openxmlformats.org/drawingml/2006/picture">
+                  <wp:extent cx="936000" cy="436228"/>
+                  <wp:docPr id="815499151" name="Picture 815499151"/>
+                  <wp:cNvGraphicFramePr>
+                    <a:graphicFrameLocks noChangeAspect="1"/>
+                  </wp:cNvGraphicFramePr>
+                  <a:graphic>
+                    <a:graphicData uri="http://schemas.openxmlformats.org/drawingml/2006/picture">
+                      <pic:pic>
+                        <pic:nvPicPr>
+                          <pic:cNvPr id="0" name="sig_ketua_prodi.png"/>
+                          <pic:cNvPicPr/>
+                        </pic:nvPicPr>
+                        <pic:blipFill>
+                          <a:blip r:embed="rId19"/>
+                          <a:stretch>
+                            <a:fillRect/>
+                          </a:stretch>
+                        </pic:blipFill>
+                        <pic:spPr>
+                          <a:xfrm>
+                            <a:off x="0" y="0"/>
+                            <a:ext cx="936000" cy="436228"/>
+                          </a:xfrm>
+                          <a:prstGeom prst="rect"/>
+                        </pic:spPr>
+                      </pic:pic>
+                    </a:graphicData>
+                  </a:graphic>
+                </wp:inline>
+              </w:drawing>
+            </w:r>
           </w:p>
           <w:p>
             <w:pPr>

--- a/Optimalisasi-dan-Automasi/Attributes/RPS Optimalisasi dan Otomasi.docx
+++ b/Optimalisasi-dan-Automasi/Attributes/RPS Optimalisasi dan Otomasi.docx
@@ -9895,32 +9895,6 @@
                 <w:lang w:val="id-ID" w:eastAsia="en-ID"/>
               </w:rPr>
             </w:pPr>
-          </w:p>
-          <w:p>
-            <w:pPr>
-              <w:widowControl w:val="0"/>
-              <w:spacing w:after="0" w:line="240" w:lineRule="auto"/>
-              <w:jc w:val="center"/>
-              <w:rPr>
-                <w:rFonts w:ascii="Times New Roman" w:eastAsia="Times New Roman" w:hAnsi="Times New Roman" w:cs="Times New Roman"/>
-                <w:sz w:val="18"/>
-                <w:szCs w:val="18"/>
-                <w:lang w:val="id-ID" w:eastAsia="en-ID"/>
-              </w:rPr>
-            </w:pPr>
-          </w:p>
-          <w:p>
-            <w:pPr>
-              <w:widowControl w:val="0"/>
-              <w:spacing w:after="0" w:line="240" w:lineRule="auto"/>
-              <w:jc w:val="center"/>
-              <w:rPr>
-                <w:rFonts w:ascii="Times New Roman" w:eastAsia="Times New Roman" w:hAnsi="Times New Roman" w:cs="Times New Roman"/>
-                <w:sz w:val="18"/>
-                <w:szCs w:val="18"/>
-                <w:lang w:val="id-ID" w:eastAsia="en-ID"/>
-              </w:rPr>
-            </w:pPr>
             <w:r>
               <w:drawing>
                 <wp:inline xmlns:a="http://schemas.openxmlformats.org/drawingml/2006/main" xmlns:pic="http://schemas.openxmlformats.org/drawingml/2006/picture">
@@ -10022,6 +9996,32 @@
               <w:t xml:space="preserve">Rikko Putra Youlia, ST., M.Eng</w:t>
             </w:r>
           </w:p>
+          <w:p>
+            <w:pPr>
+              <w:widowControl w:val="0"/>
+              <w:spacing w:after="0" w:line="240" w:lineRule="auto"/>
+              <w:jc w:val="center"/>
+              <w:rPr>
+                <w:rFonts w:ascii="Times New Roman" w:eastAsia="Times New Roman" w:hAnsi="Times New Roman" w:cs="Times New Roman"/>
+                <w:sz w:val="18"/>
+                <w:szCs w:val="18"/>
+                <w:lang w:val="id-ID" w:eastAsia="en-ID"/>
+              </w:rPr>
+            </w:pPr>
+          </w:p>
+          <w:p>
+            <w:pPr>
+              <w:widowControl w:val="0"/>
+              <w:spacing w:after="0" w:line="240" w:lineRule="auto"/>
+              <w:jc w:val="center"/>
+              <w:rPr>
+                <w:rFonts w:ascii="Times New Roman" w:eastAsia="Times New Roman" w:hAnsi="Times New Roman" w:cs="Times New Roman"/>
+                <w:sz w:val="18"/>
+                <w:szCs w:val="18"/>
+                <w:lang w:val="id-ID" w:eastAsia="en-ID"/>
+              </w:rPr>
+            </w:pPr>
+          </w:p>
         </w:tc>
         <w:tc>
           <w:tcPr>
@@ -10085,7 +10085,7 @@
             <w:r>
               <w:drawing>
                 <wp:inline xmlns:a="http://schemas.openxmlformats.org/drawingml/2006/main" xmlns:pic="http://schemas.openxmlformats.org/drawingml/2006/picture">
-                  <wp:extent cx="1080000" cy="317106"/>
+                  <wp:extent cx="1800000" cy="528511"/>
                   <wp:docPr id="815499150" name="Picture 815499150"/>
                   <wp:cNvGraphicFramePr>
                     <a:graphicFrameLocks noChangeAspect="1"/>
@@ -10106,7 +10106,7 @@
                         <pic:spPr>
                           <a:xfrm>
                             <a:off x="0" y="0"/>
-                            <a:ext cx="1080000" cy="317106"/>
+                            <a:ext cx="1800000" cy="528511"/>
                           </a:xfrm>
                           <a:prstGeom prst="rect"/>
                         </pic:spPr>
@@ -10203,7 +10203,7 @@
             <w:r>
               <w:drawing>
                 <wp:inline xmlns:a="http://schemas.openxmlformats.org/drawingml/2006/main" xmlns:pic="http://schemas.openxmlformats.org/drawingml/2006/picture">
-                  <wp:extent cx="936000" cy="436228"/>
+                  <wp:extent cx="1440000" cy="671119"/>
                   <wp:docPr id="815499151" name="Picture 815499151"/>
                   <wp:cNvGraphicFramePr>
                     <a:graphicFrameLocks noChangeAspect="1"/>
@@ -10224,7 +10224,7 @@
                         <pic:spPr>
                           <a:xfrm>
                             <a:off x="0" y="0"/>
-                            <a:ext cx="936000" cy="436228"/>
+                            <a:ext cx="1440000" cy="671119"/>
                           </a:xfrm>
                           <a:prstGeom prst="rect"/>
                         </pic:spPr>
